--- a/internal/web/doctemplates/ru-RU/invoice.docx
+++ b/internal/web/doctemplates/ru-RU/invoice.docx
@@ -600,8 +600,27 @@
       </w:tr>
     </w:tbl>
     <w:p>
+      <w:pPr>
+        <w:spacing w:after="0"/>
+      </w:pPr>
       <w:r>
         <w:t xml:space="preserve">Всего наименований {ProductsCount}, на сумму {Total} {Currency}</w:t>
+      </w:r>
+    </w:p>
+    <w:p>
+      <w:r>
+        <w:rPr>
+          <w:b/>
+        </w:rPr>
+        <w:t xml:space="preserve">{TotalWords}</w:t>
+      </w:r>
+    </w:p>
+    <w:p>
+      <w:pPr>
+        <w:spacing w:after="0"/>
+      </w:pPr>
+      <w:r>
+        <w:t xml:space="preserve">{PaymentQR}</w:t>
       </w:r>
     </w:p>
     <w:p>
@@ -657,7 +676,7 @@
               <w:spacing w:after="0"/>
             </w:pPr>
             <w:r>
-              <w:t xml:space="preserve">_______________</w:t>
+              <w:t xml:space="preserve">{MyCompany.DirectorSignature}_______________</w:t>
             </w:r>
           </w:p>
         </w:tc>
@@ -670,7 +689,48 @@
               <w:spacing w:after="0"/>
             </w:pPr>
             <w:r>
-              <w:t xml:space="preserve">{MyCompany.Director}</w:t>
+              <w:t xml:space="preserve">{MyCompany.Stamp}{MyCompany.Director}</w:t>
+            </w:r>
+          </w:p>
+        </w:tc>
+      </w:tr>
+      <w:tr>
+        <w:tc>
+          <w:tcPr>
+            <w:tcW w:w="3000" w:type="dxa"/>
+          </w:tcPr>
+          <w:p>
+            <w:pPr>
+              <w:spacing w:after="0"/>
+            </w:pPr>
+            <w:r>
+              <w:t xml:space="preserve">Главный бухгалтер</w:t>
+            </w:r>
+          </w:p>
+        </w:tc>
+        <w:tc>
+          <w:tcPr>
+            <w:tcW w:w="3000" w:type="dxa"/>
+          </w:tcPr>
+          <w:p>
+            <w:pPr>
+              <w:spacing w:after="0"/>
+            </w:pPr>
+            <w:r>
+              <w:t xml:space="preserve">{MyCompany.AccountantSignature}_______________</w:t>
+            </w:r>
+          </w:p>
+        </w:tc>
+        <w:tc>
+          <w:tcPr>
+            <w:tcW w:w="3638" w:type="dxa"/>
+          </w:tcPr>
+          <w:p>
+            <w:pPr>
+              <w:spacing w:after="0"/>
+            </w:pPr>
+            <w:r>
+              <w:t xml:space="preserve"/>
             </w:r>
           </w:p>
         </w:tc>
